--- a/ind/docx/35.content.docx
+++ b/ind/docx/35.content.docx
@@ -19,7 +19,7 @@
         <w:rPr>
           <w:lang w:val="id_ID" w:bidi="id_ID"/>
         </w:rPr>
-        <w:t>Resource: Tyndale Open Study Notes</w:t>
+        <w:t>Resource: Aquifer Open Study Notes (Book Intros)</w:t>
       </w:r>
       <w:r>
         <w:rPr>
@@ -112,7 +112,7 @@
         <w:rPr>
           <w:lang w:val="id_ID" w:bidi="id_ID"/>
         </w:rPr>
-        <w:t>Tyndale Open Study Notes</w:t>
+        <w:t>Aquifer Open Study Notes (Book Intros)</w:t>
       </w:r>
     </w:p>
     <w:p>

--- a/ind/docx/35.content.docx
+++ b/ind/docx/35.content.docx
@@ -300,198 +300,132 @@
         </w:rPr>
         <w:t xml:space="preserve">Selain dari tahun-tahun terakhir pemerintahan raja yang saleh, Yosia (640–609 SM), kekerasan dan ketidakadilan menjadi ciri masyarakat Yudea sejak pemerintahan raja yang fasik Manasye (697–642 SM) hingga jatuhnya Yerusalem (586 SM). Dalam banyak hal, Manasye sangat berbeda dengan ayahnya yang saleh, Hizkia (lihat </w:t>
       </w:r>
-      <w:hyperlink r:id="rId13">
-        <w:r>
-          <w:rPr>
-            <w:lang w:val="id_ID" w:bidi="id_ID"/>
-          </w:rPr>
-          <w:rPr>
-            <w:color w:val="0000EE"/>
-            <w:u w:val="single"/>
-          </w:rPr>
-          <w:t>2Raj. 21:1–9</w:t>
-        </w:r>
-      </w:hyperlink>
+      <w:r>
+        <w:rPr>
+          <w:lang w:val="id_ID" w:bidi="id_ID"/>
+        </w:rPr>
+        <w:t>2Raj. 21:1–9</w:t>
+      </w:r>
       <w:r>
         <w:rPr>
           <w:lang w:val="id_ID" w:bidi="id_ID"/>
         </w:rPr>
         <w:t xml:space="preserve">; </w:t>
       </w:r>
-      <w:hyperlink r:id="rId14">
-        <w:r>
-          <w:rPr>
-            <w:lang w:val="id_ID" w:bidi="id_ID"/>
-          </w:rPr>
-          <w:rPr>
-            <w:color w:val="0000EE"/>
-            <w:u w:val="single"/>
-          </w:rPr>
-          <w:t>2Taw. 33:2–9</w:t>
-        </w:r>
-      </w:hyperlink>
+      <w:r>
+        <w:rPr>
+          <w:lang w:val="id_ID" w:bidi="id_ID"/>
+        </w:rPr>
+        <w:t>2Taw. 33:2–9</w:t>
+      </w:r>
       <w:r>
         <w:rPr>
           <w:lang w:val="id_ID" w:bidi="id_ID"/>
         </w:rPr>
         <w:t>). Manasye secara aktif mempromosikan ritual penyembahan berhala yang dipraktekkan oleh para penduduk pra-Israel di Kanaan. Kemurtadan ini menghancurkan Yehuda. Pertobatan Manasye yang terjadi kemudian dan upaya untuk membatalkan kejahatan sebelumnya (</w:t>
       </w:r>
-      <w:hyperlink r:id="rId15">
-        <w:r>
-          <w:rPr>
-            <w:lang w:val="id_ID" w:bidi="id_ID"/>
-          </w:rPr>
-          <w:rPr>
-            <w:color w:val="0000EE"/>
-            <w:u w:val="single"/>
-          </w:rPr>
-          <w:t>2Taw. 33:15–19</w:t>
-        </w:r>
-      </w:hyperlink>
+      <w:r>
+        <w:rPr>
+          <w:lang w:val="id_ID" w:bidi="id_ID"/>
+        </w:rPr>
+        <w:t>2Taw. 33:15–19</w:t>
+      </w:r>
       <w:r>
         <w:rPr>
           <w:lang w:val="id_ID" w:bidi="id_ID"/>
         </w:rPr>
         <w:t>) tidak menghasilkan perubahan yang bertahan lama, dan putranya, Amon, memperkenalkan kembali praktek penyembahan berhala (</w:t>
       </w:r>
-      <w:hyperlink r:id="rId16">
-        <w:r>
-          <w:rPr>
-            <w:lang w:val="id_ID" w:bidi="id_ID"/>
-          </w:rPr>
-          <w:rPr>
-            <w:color w:val="0000EE"/>
-            <w:u w:val="single"/>
-          </w:rPr>
-          <w:t>2Raj. 21:21–22</w:t>
-        </w:r>
-      </w:hyperlink>
+      <w:r>
+        <w:rPr>
+          <w:lang w:val="id_ID" w:bidi="id_ID"/>
+        </w:rPr>
+        <w:t>2Raj. 21:21–22</w:t>
+      </w:r>
       <w:r>
         <w:rPr>
           <w:lang w:val="id_ID" w:bidi="id_ID"/>
         </w:rPr>
         <w:t>). Pelayanan para nabi seperti Zefanya, Yeremia, dan Yehezkiel, serta upaya reformasi oleh Yosia (</w:t>
       </w:r>
-      <w:hyperlink r:id="rId17">
-        <w:r>
-          <w:rPr>
-            <w:lang w:val="id_ID" w:bidi="id_ID"/>
-          </w:rPr>
-          <w:rPr>
-            <w:color w:val="0000EE"/>
-            <w:u w:val="single"/>
-          </w:rPr>
-          <w:t>2Taw. 34:1–35:19</w:t>
-        </w:r>
-      </w:hyperlink>
+      <w:r>
+        <w:rPr>
+          <w:lang w:val="id_ID" w:bidi="id_ID"/>
+        </w:rPr>
+        <w:t>2Taw. 34:1–35:19</w:t>
+      </w:r>
       <w:r>
         <w:rPr>
           <w:lang w:val="id_ID" w:bidi="id_ID"/>
         </w:rPr>
         <w:t>) juga tidak membawa perubahan yang dapat bertahan lama. Raja-raja Yehuda yang kemudian semuanya dihukum karena kejahatan mereka (</w:t>
       </w:r>
-      <w:hyperlink r:id="rId18">
-        <w:r>
-          <w:rPr>
-            <w:lang w:val="id_ID" w:bidi="id_ID"/>
-          </w:rPr>
-          <w:rPr>
-            <w:color w:val="0000EE"/>
-            <w:u w:val="single"/>
-          </w:rPr>
-          <w:t>2Raj. 23:32</w:t>
-        </w:r>
-      </w:hyperlink>
+      <w:r>
+        <w:rPr>
+          <w:lang w:val="id_ID" w:bidi="id_ID"/>
+        </w:rPr>
+        <w:t>2Raj. 23:32</w:t>
+      </w:r>
       <w:r>
         <w:rPr>
           <w:lang w:val="id_ID" w:bidi="id_ID"/>
         </w:rPr>
         <w:t xml:space="preserve">, </w:t>
       </w:r>
-      <w:hyperlink r:id="rId19">
-        <w:r>
-          <w:rPr>
-            <w:lang w:val="id_ID" w:bidi="id_ID"/>
-          </w:rPr>
-          <w:rPr>
-            <w:color w:val="0000EE"/>
-            <w:u w:val="single"/>
-          </w:rPr>
-          <w:t>37</w:t>
-        </w:r>
-      </w:hyperlink>
+      <w:r>
+        <w:rPr>
+          <w:lang w:val="id_ID" w:bidi="id_ID"/>
+        </w:rPr>
+        <w:t>37</w:t>
+      </w:r>
       <w:r>
         <w:rPr>
           <w:lang w:val="id_ID" w:bidi="id_ID"/>
         </w:rPr>
         <w:t xml:space="preserve">; </w:t>
       </w:r>
-      <w:hyperlink r:id="rId20">
-        <w:r>
-          <w:rPr>
-            <w:lang w:val="id_ID" w:bidi="id_ID"/>
-          </w:rPr>
-          <w:rPr>
-            <w:color w:val="0000EE"/>
-            <w:u w:val="single"/>
-          </w:rPr>
-          <w:t>24:19</w:t>
-        </w:r>
-      </w:hyperlink>
+      <w:r>
+        <w:rPr>
+          <w:lang w:val="id_ID" w:bidi="id_ID"/>
+        </w:rPr>
+        <w:t>24:19</w:t>
+      </w:r>
       <w:r>
         <w:rPr>
           <w:lang w:val="id_ID" w:bidi="id_ID"/>
         </w:rPr>
         <w:t xml:space="preserve">; </w:t>
       </w:r>
-      <w:hyperlink r:id="rId21">
-        <w:r>
-          <w:rPr>
-            <w:lang w:val="id_ID" w:bidi="id_ID"/>
-          </w:rPr>
-          <w:rPr>
-            <w:color w:val="0000EE"/>
-            <w:u w:val="single"/>
-          </w:rPr>
-          <w:t>Yer. 22</w:t>
-        </w:r>
-      </w:hyperlink>
+      <w:r>
+        <w:rPr>
+          <w:lang w:val="id_ID" w:bidi="id_ID"/>
+        </w:rPr>
+        <w:t>Yer. 22</w:t>
+      </w:r>
       <w:r>
         <w:rPr>
           <w:lang w:val="id_ID" w:bidi="id_ID"/>
         </w:rPr>
         <w:t xml:space="preserve">; </w:t>
       </w:r>
-      <w:hyperlink r:id="rId22">
-        <w:r>
-          <w:rPr>
-            <w:lang w:val="id_ID" w:bidi="id_ID"/>
-          </w:rPr>
-          <w:rPr>
-            <w:color w:val="0000EE"/>
-            <w:u w:val="single"/>
-          </w:rPr>
-          <w:t>27:1–22</w:t>
-        </w:r>
-      </w:hyperlink>
+      <w:r>
+        <w:rPr>
+          <w:lang w:val="id_ID" w:bidi="id_ID"/>
+        </w:rPr>
+        <w:t>27:1–22</w:t>
+      </w:r>
       <w:r>
         <w:rPr>
           <w:lang w:val="id_ID" w:bidi="id_ID"/>
         </w:rPr>
         <w:t xml:space="preserve">; </w:t>
       </w:r>
-      <w:hyperlink r:id="rId23">
-        <w:r>
-          <w:rPr>
-            <w:lang w:val="id_ID" w:bidi="id_ID"/>
-          </w:rPr>
-          <w:rPr>
-            <w:color w:val="0000EE"/>
-            <w:u w:val="single"/>
-          </w:rPr>
-          <w:t>36:30–31</w:t>
-        </w:r>
-      </w:hyperlink>
+      <w:r>
+        <w:rPr>
+          <w:lang w:val="id_ID" w:bidi="id_ID"/>
+        </w:rPr>
+        <w:t>36:30–31</w:t>
+      </w:r>
       <w:r>
         <w:rPr>
           <w:lang w:val="id_ID" w:bidi="id_ID"/>
@@ -512,18 +446,12 @@
         </w:rPr>
         <w:t xml:space="preserve">Baik secara eksternal maupun internal, bangsa Yehuda berada dalam situasi kritis. Selama periode terakhir yang tragis dalam sejarah Yehuda sebagai negara merdeka inilah Habakuk hidup dan melayani sebagai nabi (lihat </w:t>
       </w:r>
-      <w:hyperlink r:id="rId24">
-        <w:r>
-          <w:rPr>
-            <w:lang w:val="id_ID" w:bidi="id_ID"/>
-          </w:rPr>
-          <w:rPr>
-            <w:color w:val="0000EE"/>
-            <w:u w:val="single"/>
-          </w:rPr>
-          <w:t>Hab. 1:2–4</w:t>
-        </w:r>
-      </w:hyperlink>
+      <w:r>
+        <w:rPr>
+          <w:lang w:val="id_ID" w:bidi="id_ID"/>
+        </w:rPr>
+        <w:t>Hab. 1:2–4</w:t>
+      </w:r>
       <w:r>
         <w:rPr>
           <w:lang w:val="id_ID" w:bidi="id_ID"/>
@@ -555,36 +483,24 @@
         </w:rPr>
         <w:t>Nubuat Habakuk adalah dialog antara Allah dan nabi. Dalam ayat-ayat pembukaan, Habakuk merenungkan masyarakat Yehuda yang penuh kekerasan. Dia tidak dapat memahami mengapa Allah tampaknya mengabaikan dosa Yehuda. Habakuk merasa bahwa meskipun dia berulang kali berseru, Allah sama sekali tidak mendengarkannya (</w:t>
       </w:r>
-      <w:hyperlink r:id="rId24">
-        <w:r>
-          <w:rPr>
-            <w:lang w:val="id_ID" w:bidi="id_ID"/>
-          </w:rPr>
-          <w:rPr>
-            <w:color w:val="0000EE"/>
-            <w:u w:val="single"/>
-          </w:rPr>
-          <w:t>Hab. 1:2–4</w:t>
-        </w:r>
-      </w:hyperlink>
+      <w:r>
+        <w:rPr>
+          <w:lang w:val="id_ID" w:bidi="id_ID"/>
+        </w:rPr>
+        <w:t>Hab. 1:2–4</w:t>
+      </w:r>
       <w:r>
         <w:rPr>
           <w:lang w:val="id_ID" w:bidi="id_ID"/>
         </w:rPr>
         <w:t>). Jawaban pertama Allah adalah bahwa Dia akan menangani kekerasan Yehuda dengan mendatangkan orang-orang yang bahkan lebih kejam, yaitu orang-orang Babel, untuk menghakimi mereka (</w:t>
       </w:r>
-      <w:hyperlink r:id="rId25">
-        <w:r>
-          <w:rPr>
-            <w:lang w:val="id_ID" w:bidi="id_ID"/>
-          </w:rPr>
-          <w:rPr>
-            <w:color w:val="0000EE"/>
-            <w:u w:val="single"/>
-          </w:rPr>
-          <w:t>Hab. 1:5–11</w:t>
-        </w:r>
-      </w:hyperlink>
+      <w:r>
+        <w:rPr>
+          <w:lang w:val="id_ID" w:bidi="id_ID"/>
+        </w:rPr>
+        <w:t>Hab. 1:5–11</w:t>
+      </w:r>
       <w:r>
         <w:rPr>
           <w:lang w:val="id_ID" w:bidi="id_ID"/>
@@ -605,54 +521,36 @@
         </w:rPr>
         <w:t>Jawaban ini membuat Habakuk semakin bingung (</w:t>
       </w:r>
-      <w:hyperlink r:id="rId26">
-        <w:r>
-          <w:rPr>
-            <w:lang w:val="id_ID" w:bidi="id_ID"/>
-          </w:rPr>
-          <w:rPr>
-            <w:color w:val="0000EE"/>
-            <w:u w:val="single"/>
-          </w:rPr>
-          <w:t>Hab. 1:12–2:1</w:t>
-        </w:r>
-      </w:hyperlink>
+      <w:r>
+        <w:rPr>
+          <w:lang w:val="id_ID" w:bidi="id_ID"/>
+        </w:rPr>
+        <w:t>Hab. 1:12–2:1</w:t>
+      </w:r>
       <w:r>
         <w:rPr>
           <w:lang w:val="id_ID" w:bidi="id_ID"/>
         </w:rPr>
         <w:t>). Yehuda memang jahat, tetapi mengapa Allah menggunakan orang-orang yang bahkan lebih jahat untuk menghukum umat-Nya sendiri? Jawaban Allah untuk pertanyaan ini menekankan keadilannya dalam menghukum baik Yehuda maupun bangsa Babel (</w:t>
       </w:r>
-      <w:hyperlink r:id="rId27">
-        <w:r>
-          <w:rPr>
-            <w:lang w:val="id_ID" w:bidi="id_ID"/>
-          </w:rPr>
-          <w:rPr>
-            <w:color w:val="0000EE"/>
-            <w:u w:val="single"/>
-          </w:rPr>
-          <w:t>Hab. 2:2–5</w:t>
-        </w:r>
-      </w:hyperlink>
+      <w:r>
+        <w:rPr>
+          <w:lang w:val="id_ID" w:bidi="id_ID"/>
+        </w:rPr>
+        <w:t>Hab. 2:2–5</w:t>
+      </w:r>
       <w:r>
         <w:rPr>
           <w:lang w:val="id_ID" w:bidi="id_ID"/>
         </w:rPr>
         <w:t>). Keduanya gagal mempertahankan standar iman dan moralitas Allah, dan keduanya layak mendapatkan penghakiman dari Allah. Dalam serangkaian yang terdiri dari lima nyanyian berisi cemoohan (</w:t>
       </w:r>
-      <w:hyperlink r:id="rId28">
-        <w:r>
-          <w:rPr>
-            <w:lang w:val="id_ID" w:bidi="id_ID"/>
-          </w:rPr>
-          <w:rPr>
-            <w:color w:val="0000EE"/>
-            <w:u w:val="single"/>
-          </w:rPr>
-          <w:t>Hab. 2:6–20</w:t>
-        </w:r>
-      </w:hyperlink>
+      <w:r>
+        <w:rPr>
+          <w:lang w:val="id_ID" w:bidi="id_ID"/>
+        </w:rPr>
+        <w:t>Hab. 2:6–20</w:t>
+      </w:r>
       <w:r>
         <w:rPr>
           <w:lang w:val="id_ID" w:bidi="id_ID"/>
@@ -673,54 +571,36 @@
         </w:rPr>
         <w:t>Pasal terakhir dimulai dengan Doa Habakuk memohon belas kasihan Allah atas Yehuda, meskipun Dia menghukum mereka (</w:t>
       </w:r>
-      <w:hyperlink r:id="rId29">
-        <w:r>
-          <w:rPr>
-            <w:lang w:val="id_ID" w:bidi="id_ID"/>
-          </w:rPr>
-          <w:rPr>
-            <w:color w:val="0000EE"/>
-            <w:u w:val="single"/>
-          </w:rPr>
-          <w:t>Hab. 3:1–2</w:t>
-        </w:r>
-      </w:hyperlink>
+      <w:r>
+        <w:rPr>
+          <w:lang w:val="id_ID" w:bidi="id_ID"/>
+        </w:rPr>
+        <w:t>Hab. 3:1–2</w:t>
+      </w:r>
       <w:r>
         <w:rPr>
           <w:lang w:val="id_ID" w:bidi="id_ID"/>
         </w:rPr>
         <w:t>). Habakuk kemudian menuliskan sebuah mazmur pujian yang secara puitis mencerminkan kisah penebusan Allah atas umat-Nya selama peristiwa Keluaran (</w:t>
       </w:r>
-      <w:hyperlink r:id="rId30">
-        <w:r>
-          <w:rPr>
-            <w:lang w:val="id_ID" w:bidi="id_ID"/>
-          </w:rPr>
-          <w:rPr>
-            <w:color w:val="0000EE"/>
-            <w:u w:val="single"/>
-          </w:rPr>
-          <w:t>Hab. 3:3–15</w:t>
-        </w:r>
-      </w:hyperlink>
+      <w:r>
+        <w:rPr>
+          <w:lang w:val="id_ID" w:bidi="id_ID"/>
+        </w:rPr>
+        <w:t>Hab. 3:3–15</w:t>
+      </w:r>
       <w:r>
         <w:rPr>
           <w:lang w:val="id_ID" w:bidi="id_ID"/>
         </w:rPr>
         <w:t>). Habakuk mengakhiri dengan pernyataan komitmen dan sebuah catatan berisi pujian (</w:t>
       </w:r>
-      <w:hyperlink r:id="rId31">
-        <w:r>
-          <w:rPr>
-            <w:lang w:val="id_ID" w:bidi="id_ID"/>
-          </w:rPr>
-          <w:rPr>
-            <w:color w:val="0000EE"/>
-            <w:u w:val="single"/>
-          </w:rPr>
-          <w:t>Hab. 3:16–19</w:t>
-        </w:r>
-      </w:hyperlink>
+      <w:r>
+        <w:rPr>
+          <w:lang w:val="id_ID" w:bidi="id_ID"/>
+        </w:rPr>
+        <w:t>Hab. 3:16–19</w:t>
+      </w:r>
       <w:r>
         <w:rPr>
           <w:lang w:val="id_ID" w:bidi="id_ID"/>
@@ -765,126 +645,84 @@
         </w:rPr>
         <w:t>, sebuah cerita yang termasuk di akhir Kitab Daniel dalam terjemahan Yunani dari Perjanjian Lama, mengidentifikasi Habakuk sebagai seorang Lewi. Jika ini benar, hal tersebut mungkin membantu menjelaskan notasi musik dalam pasal ketiga (</w:t>
       </w:r>
-      <w:hyperlink r:id="rId32">
-        <w:r>
-          <w:rPr>
-            <w:lang w:val="id_ID" w:bidi="id_ID"/>
-          </w:rPr>
-          <w:rPr>
-            <w:color w:val="0000EE"/>
-            <w:u w:val="single"/>
-          </w:rPr>
-          <w:t>Hab. 3:1</w:t>
-        </w:r>
-      </w:hyperlink>
+      <w:r>
+        <w:rPr>
+          <w:lang w:val="id_ID" w:bidi="id_ID"/>
+        </w:rPr>
+        <w:t>Hab. 3:1</w:t>
+      </w:r>
       <w:r>
         <w:rPr>
           <w:lang w:val="id_ID" w:bidi="id_ID"/>
         </w:rPr>
         <w:t xml:space="preserve">, </w:t>
       </w:r>
-      <w:hyperlink r:id="rId33">
-        <w:r>
-          <w:rPr>
-            <w:lang w:val="id_ID" w:bidi="id_ID"/>
-          </w:rPr>
-          <w:rPr>
-            <w:color w:val="0000EE"/>
-            <w:u w:val="single"/>
-          </w:rPr>
-          <w:t>3</w:t>
-        </w:r>
-      </w:hyperlink>
+      <w:r>
+        <w:rPr>
+          <w:lang w:val="id_ID" w:bidi="id_ID"/>
+        </w:rPr>
+        <w:t>3</w:t>
+      </w:r>
       <w:r>
         <w:rPr>
           <w:lang w:val="id_ID" w:bidi="id_ID"/>
         </w:rPr>
         <w:t xml:space="preserve">, </w:t>
       </w:r>
-      <w:hyperlink r:id="rId34">
-        <w:r>
-          <w:rPr>
-            <w:lang w:val="id_ID" w:bidi="id_ID"/>
-          </w:rPr>
-          <w:rPr>
-            <w:color w:val="0000EE"/>
-            <w:u w:val="single"/>
-          </w:rPr>
-          <w:t>9</w:t>
-        </w:r>
-      </w:hyperlink>
+      <w:r>
+        <w:rPr>
+          <w:lang w:val="id_ID" w:bidi="id_ID"/>
+        </w:rPr>
+        <w:t>9</w:t>
+      </w:r>
       <w:r>
         <w:rPr>
           <w:lang w:val="id_ID" w:bidi="id_ID"/>
         </w:rPr>
         <w:t xml:space="preserve">, </w:t>
       </w:r>
-      <w:hyperlink r:id="rId35">
-        <w:r>
-          <w:rPr>
-            <w:lang w:val="id_ID" w:bidi="id_ID"/>
-          </w:rPr>
-          <w:rPr>
-            <w:color w:val="0000EE"/>
-            <w:u w:val="single"/>
-          </w:rPr>
-          <w:t>13</w:t>
-        </w:r>
-      </w:hyperlink>
+      <w:r>
+        <w:rPr>
+          <w:lang w:val="id_ID" w:bidi="id_ID"/>
+        </w:rPr>
+        <w:t>13</w:t>
+      </w:r>
       <w:r>
         <w:rPr>
           <w:lang w:val="id_ID" w:bidi="id_ID"/>
         </w:rPr>
         <w:t xml:space="preserve">, </w:t>
       </w:r>
-      <w:hyperlink r:id="rId36">
-        <w:r>
-          <w:rPr>
-            <w:lang w:val="id_ID" w:bidi="id_ID"/>
-          </w:rPr>
-          <w:rPr>
-            <w:color w:val="0000EE"/>
-            <w:u w:val="single"/>
-          </w:rPr>
-          <w:t>19</w:t>
-        </w:r>
-      </w:hyperlink>
+      <w:r>
+        <w:rPr>
+          <w:lang w:val="id_ID" w:bidi="id_ID"/>
+        </w:rPr>
+        <w:t>19</w:t>
+      </w:r>
       <w:r>
         <w:rPr>
           <w:lang w:val="id_ID" w:bidi="id_ID"/>
         </w:rPr>
         <w:t xml:space="preserve">), karena pemimpin musik di Bait Suci adalah orang Lewi (lihat </w:t>
       </w:r>
-      <w:hyperlink r:id="rId37">
-        <w:r>
-          <w:rPr>
-            <w:lang w:val="id_ID" w:bidi="id_ID"/>
-          </w:rPr>
-          <w:rPr>
-            <w:color w:val="0000EE"/>
-            <w:u w:val="single"/>
-          </w:rPr>
-          <w:t>1Taw. 6:31–47</w:t>
-        </w:r>
-      </w:hyperlink>
+      <w:r>
+        <w:rPr>
+          <w:lang w:val="id_ID" w:bidi="id_ID"/>
+        </w:rPr>
+        <w:t>1Taw. 6:31–47</w:t>
+      </w:r>
       <w:r>
         <w:rPr>
           <w:lang w:val="id_ID" w:bidi="id_ID"/>
         </w:rPr>
         <w:t xml:space="preserve">; </w:t>
       </w:r>
-      <w:hyperlink r:id="rId38">
-        <w:r>
-          <w:rPr>
-            <w:lang w:val="id_ID" w:bidi="id_ID"/>
-          </w:rPr>
-          <w:rPr>
-            <w:color w:val="0000EE"/>
-            <w:u w:val="single"/>
-          </w:rPr>
-          <w:t>25:1–31</w:t>
-        </w:r>
-      </w:hyperlink>
+      <w:r>
+        <w:rPr>
+          <w:lang w:val="id_ID" w:bidi="id_ID"/>
+        </w:rPr>
+        <w:t>25:1–31</w:t>
+      </w:r>
       <w:r>
         <w:rPr>
           <w:lang w:val="id_ID" w:bidi="id_ID"/>
@@ -916,54 +754,36 @@
         </w:rPr>
         <w:t>Tanggal nubuat Habakuk tidak pasti. Keadaan yang disebutkan dalam kitab ini paling cocok dengan periode akhir sejarah Yehuda, tetapi sebelum pembuangan Yehuda ke Babel. Oleh karena itu, nubuat ini kemungkinan besar berasal dari sekitar tahun 645 SM (mendekati akhir pemerintahan Manasye) hingga 605 SM (invasi pertama Babel ke Yehuda). Keluhan Habakuk tentang ketidakadilan sosial (</w:t>
       </w:r>
-      <w:hyperlink r:id="rId24">
-        <w:r>
-          <w:rPr>
-            <w:lang w:val="id_ID" w:bidi="id_ID"/>
-          </w:rPr>
-          <w:rPr>
-            <w:color w:val="0000EE"/>
-            <w:u w:val="single"/>
-          </w:rPr>
-          <w:t>Hab. 1:2–4</w:t>
-        </w:r>
-      </w:hyperlink>
+      <w:r>
+        <w:rPr>
+          <w:lang w:val="id_ID" w:bidi="id_ID"/>
+        </w:rPr>
+        <w:t>Hab. 1:2–4</w:t>
+      </w:r>
       <w:r>
         <w:rPr>
           <w:lang w:val="id_ID" w:bidi="id_ID"/>
         </w:rPr>
         <w:t>) dan perhatiannya terhadap Kekaisaran Neo-Babel (</w:t>
       </w:r>
-      <w:hyperlink r:id="rId25">
-        <w:r>
-          <w:rPr>
-            <w:lang w:val="id_ID" w:bidi="id_ID"/>
-          </w:rPr>
-          <w:rPr>
-            <w:color w:val="0000EE"/>
-            <w:u w:val="single"/>
-          </w:rPr>
-          <w:t>Hab. 1:5–11</w:t>
-        </w:r>
-      </w:hyperlink>
+      <w:r>
+        <w:rPr>
+          <w:lang w:val="id_ID" w:bidi="id_ID"/>
+        </w:rPr>
+        <w:t>Hab. 1:5–11</w:t>
+      </w:r>
       <w:r>
         <w:rPr>
           <w:lang w:val="id_ID" w:bidi="id_ID"/>
         </w:rPr>
         <w:t xml:space="preserve">; </w:t>
       </w:r>
-      <w:hyperlink r:id="rId28">
-        <w:r>
-          <w:rPr>
-            <w:lang w:val="id_ID" w:bidi="id_ID"/>
-          </w:rPr>
-          <w:rPr>
-            <w:color w:val="0000EE"/>
-            <w:u w:val="single"/>
-          </w:rPr>
-          <w:t>2:6–20</w:t>
-        </w:r>
-      </w:hyperlink>
+      <w:r>
+        <w:rPr>
+          <w:lang w:val="id_ID" w:bidi="id_ID"/>
+        </w:rPr>
+        <w:t>2:6–20</w:t>
+      </w:r>
       <w:r>
         <w:rPr>
           <w:lang w:val="id_ID" w:bidi="id_ID"/>
@@ -984,198 +804,132 @@
         </w:rPr>
         <w:t>Terkait tanggal yang lebih spesifik, ada tiga pandangan umum yang telah diajukan. (1) Banyak yang menempatkan kitab ini pada masa Raja Yoyakim (609–598 SM), yang sifat jahat dan perbuatannya yang buruk (</w:t>
       </w:r>
-      <w:hyperlink r:id="rId39">
-        <w:r>
-          <w:rPr>
-            <w:lang w:val="id_ID" w:bidi="id_ID"/>
-          </w:rPr>
-          <w:rPr>
-            <w:color w:val="0000EE"/>
-            <w:u w:val="single"/>
-          </w:rPr>
-          <w:t>2Raj. 24:1–3</w:t>
-        </w:r>
-      </w:hyperlink>
+      <w:r>
+        <w:rPr>
+          <w:lang w:val="id_ID" w:bidi="id_ID"/>
+        </w:rPr>
+        <w:t>2Raj. 24:1–3</w:t>
+      </w:r>
       <w:r>
         <w:rPr>
           <w:lang w:val="id_ID" w:bidi="id_ID"/>
         </w:rPr>
         <w:t>) memicu nubuat-nubuat berisi penghukuman (</w:t>
       </w:r>
-      <w:hyperlink r:id="rId40">
-        <w:r>
-          <w:rPr>
-            <w:lang w:val="id_ID" w:bidi="id_ID"/>
-          </w:rPr>
-          <w:rPr>
-            <w:color w:val="0000EE"/>
-            <w:u w:val="single"/>
-          </w:rPr>
-          <w:t>Yer. 22:18–19</w:t>
-        </w:r>
-      </w:hyperlink>
+      <w:r>
+        <w:rPr>
+          <w:lang w:val="id_ID" w:bidi="id_ID"/>
+        </w:rPr>
+        <w:t>Yer. 22:18–19</w:t>
+      </w:r>
       <w:r>
         <w:rPr>
           <w:lang w:val="id_ID" w:bidi="id_ID"/>
         </w:rPr>
         <w:t xml:space="preserve">; </w:t>
       </w:r>
-      <w:hyperlink r:id="rId41">
-        <w:r>
-          <w:rPr>
-            <w:lang w:val="id_ID" w:bidi="id_ID"/>
-          </w:rPr>
-          <w:rPr>
-            <w:color w:val="0000EE"/>
-            <w:u w:val="single"/>
-          </w:rPr>
-          <w:t>26:3–6</w:t>
-        </w:r>
-      </w:hyperlink>
+      <w:r>
+        <w:rPr>
+          <w:lang w:val="id_ID" w:bidi="id_ID"/>
+        </w:rPr>
+        <w:t>26:3–6</w:t>
+      </w:r>
       <w:r>
         <w:rPr>
           <w:lang w:val="id_ID" w:bidi="id_ID"/>
         </w:rPr>
         <w:t xml:space="preserve">; </w:t>
       </w:r>
-      <w:hyperlink r:id="rId42">
-        <w:r>
-          <w:rPr>
-            <w:lang w:val="id_ID" w:bidi="id_ID"/>
-          </w:rPr>
-          <w:rPr>
-            <w:color w:val="0000EE"/>
-            <w:u w:val="single"/>
-          </w:rPr>
-          <w:t>36:27–32</w:t>
-        </w:r>
-      </w:hyperlink>
+      <w:r>
+        <w:rPr>
+          <w:lang w:val="id_ID" w:bidi="id_ID"/>
+        </w:rPr>
+        <w:t>36:27–32</w:t>
+      </w:r>
       <w:r>
         <w:rPr>
           <w:lang w:val="id_ID" w:bidi="id_ID"/>
         </w:rPr>
         <w:t>) dan ancaman invasi Babel (</w:t>
       </w:r>
-      <w:hyperlink r:id="rId43">
-        <w:r>
-          <w:rPr>
-            <w:lang w:val="id_ID" w:bidi="id_ID"/>
-          </w:rPr>
-          <w:rPr>
-            <w:color w:val="0000EE"/>
-            <w:u w:val="single"/>
-          </w:rPr>
-          <w:t>Yer. 25</w:t>
-        </w:r>
-      </w:hyperlink>
+      <w:r>
+        <w:rPr>
+          <w:lang w:val="id_ID" w:bidi="id_ID"/>
+        </w:rPr>
+        <w:t>Yer. 25</w:t>
+      </w:r>
       <w:r>
         <w:rPr>
           <w:lang w:val="id_ID" w:bidi="id_ID"/>
         </w:rPr>
         <w:t>). (2) Yang lain berpendapat untuk masa awal Yosia (640–609 SM), yang terjadi sebelum penemuan Kitab Hukum pada 622 SM, menghadapi kemurtadan yang meluas (</w:t>
       </w:r>
-      <w:hyperlink r:id="rId44">
-        <w:r>
-          <w:rPr>
-            <w:lang w:val="id_ID" w:bidi="id_ID"/>
-          </w:rPr>
-          <w:rPr>
-            <w:color w:val="0000EE"/>
-            <w:u w:val="single"/>
-          </w:rPr>
-          <w:t>2Taw. 34:1–7</w:t>
-        </w:r>
-      </w:hyperlink>
+      <w:r>
+        <w:rPr>
+          <w:lang w:val="id_ID" w:bidi="id_ID"/>
+        </w:rPr>
+        <w:t>2Taw. 34:1–7</w:t>
+      </w:r>
       <w:r>
         <w:rPr>
           <w:lang w:val="id_ID" w:bidi="id_ID"/>
         </w:rPr>
         <w:t>). (3) Ada juga yang mendukung pandangan tradisional Yahudi bahwa Habakuk hidup pada masa pemerintahan independen Manasye (686–642 SM), yang kejahatannya (</w:t>
       </w:r>
-      <w:hyperlink r:id="rId45">
-        <w:r>
-          <w:rPr>
-            <w:lang w:val="id_ID" w:bidi="id_ID"/>
-          </w:rPr>
-          <w:rPr>
-            <w:color w:val="0000EE"/>
-            <w:u w:val="single"/>
-          </w:rPr>
-          <w:t>2Raj. 21:16–17</w:t>
-        </w:r>
-      </w:hyperlink>
+      <w:r>
+        <w:rPr>
+          <w:lang w:val="id_ID" w:bidi="id_ID"/>
+        </w:rPr>
+        <w:t>2Raj. 21:16–17</w:t>
+      </w:r>
       <w:r>
         <w:rPr>
           <w:lang w:val="id_ID" w:bidi="id_ID"/>
         </w:rPr>
         <w:t>) dan pemulihan penyembahan Kanaan serta ritual pagan (</w:t>
       </w:r>
-      <w:hyperlink r:id="rId46">
-        <w:r>
-          <w:rPr>
-            <w:lang w:val="id_ID" w:bidi="id_ID"/>
-          </w:rPr>
-          <w:rPr>
-            <w:color w:val="0000EE"/>
-            <w:u w:val="single"/>
-          </w:rPr>
-          <w:t>2Raj. 21:1–11</w:t>
-        </w:r>
-      </w:hyperlink>
+      <w:r>
+        <w:rPr>
+          <w:lang w:val="id_ID" w:bidi="id_ID"/>
+        </w:rPr>
+        <w:t>2Raj. 21:1–11</w:t>
+      </w:r>
       <w:r>
         <w:rPr>
           <w:lang w:val="id_ID" w:bidi="id_ID"/>
         </w:rPr>
         <w:t xml:space="preserve">; </w:t>
       </w:r>
-      <w:hyperlink r:id="rId47">
-        <w:r>
-          <w:rPr>
-            <w:lang w:val="id_ID" w:bidi="id_ID"/>
-          </w:rPr>
-          <w:rPr>
-            <w:color w:val="0000EE"/>
-            <w:u w:val="single"/>
-          </w:rPr>
-          <w:t>2Taw. 33:1–9</w:t>
-        </w:r>
-      </w:hyperlink>
+      <w:r>
+        <w:rPr>
+          <w:lang w:val="id_ID" w:bidi="id_ID"/>
+        </w:rPr>
+        <w:t>2Taw. 33:1–9</w:t>
+      </w:r>
       <w:r>
         <w:rPr>
           <w:lang w:val="id_ID" w:bidi="id_ID"/>
         </w:rPr>
         <w:t xml:space="preserve">, </w:t>
       </w:r>
-      <w:hyperlink r:id="rId48">
-        <w:r>
-          <w:rPr>
-            <w:lang w:val="id_ID" w:bidi="id_ID"/>
-          </w:rPr>
-          <w:rPr>
-            <w:color w:val="0000EE"/>
-            <w:u w:val="single"/>
-          </w:rPr>
-          <w:t>19–20</w:t>
-        </w:r>
-      </w:hyperlink>
+      <w:r>
+        <w:rPr>
+          <w:lang w:val="id_ID" w:bidi="id_ID"/>
+        </w:rPr>
+        <w:t>19–20</w:t>
+      </w:r>
       <w:r>
         <w:rPr>
           <w:lang w:val="id_ID" w:bidi="id_ID"/>
         </w:rPr>
         <w:t>) menyebabkan keluarnya ucapan Allah tentang kehancuran Yehuda (</w:t>
       </w:r>
-      <w:hyperlink r:id="rId49">
-        <w:r>
-          <w:rPr>
-            <w:lang w:val="id_ID" w:bidi="id_ID"/>
-          </w:rPr>
-          <w:rPr>
-            <w:color w:val="0000EE"/>
-            <w:u w:val="single"/>
-          </w:rPr>
-          <w:t>2Raj. 21:12–15</w:t>
-        </w:r>
-      </w:hyperlink>
+      <w:r>
+        <w:rPr>
+          <w:lang w:val="id_ID" w:bidi="id_ID"/>
+        </w:rPr>
+        <w:t>2Raj. 21:12–15</w:t>
+      </w:r>
       <w:r>
         <w:rPr>
           <w:lang w:val="id_ID" w:bidi="id_ID"/>
@@ -1221,36 +975,24 @@
         </w:rPr>
         <w:t>Nubuat Habakuk menegaskan kembali bahwa Allah memegang kendali atas sejarah dan tindakan-Nya selalu adil dan benar. Orang-orang beriman harus bersedia menerima jawaban Allah dan bersukacita dalam kehendak-Nya, bahkan jika tampaknya benar-benar asing bagi pemikiran mereka sendiri. Allah memang melihat dan sangat peduli terhadap apa yang terjadi di bumi. Meskipun orang-orang mungkin tidak menyadarinya, tangan kedaulatan Allah sedang bekerja, dan pada akhirnya Dia akan membawa segala sesuatu kepada sebuah kesimpulan yang tepat dan adil (</w:t>
       </w:r>
-      <w:hyperlink r:id="rId50">
-        <w:r>
-          <w:rPr>
-            <w:lang w:val="id_ID" w:bidi="id_ID"/>
-          </w:rPr>
-          <w:rPr>
-            <w:color w:val="0000EE"/>
-            <w:u w:val="single"/>
-          </w:rPr>
-          <w:t>Hab. 2:2–3</w:t>
-        </w:r>
-      </w:hyperlink>
+      <w:r>
+        <w:rPr>
+          <w:lang w:val="id_ID" w:bidi="id_ID"/>
+        </w:rPr>
+        <w:t>Hab. 2:2–3</w:t>
+      </w:r>
       <w:r>
         <w:rPr>
           <w:lang w:val="id_ID" w:bidi="id_ID"/>
         </w:rPr>
         <w:t xml:space="preserve">, </w:t>
       </w:r>
-      <w:hyperlink r:id="rId51">
-        <w:r>
-          <w:rPr>
-            <w:lang w:val="id_ID" w:bidi="id_ID"/>
-          </w:rPr>
-          <w:rPr>
-            <w:color w:val="0000EE"/>
-            <w:u w:val="single"/>
-          </w:rPr>
-          <w:t>14</w:t>
-        </w:r>
-      </w:hyperlink>
+      <w:r>
+        <w:rPr>
+          <w:lang w:val="id_ID" w:bidi="id_ID"/>
+        </w:rPr>
+        <w:t>14</w:t>
+      </w:r>
       <w:r>
         <w:rPr>
           <w:lang w:val="id_ID" w:bidi="id_ID"/>
@@ -1271,18 +1013,12 @@
         </w:rPr>
         <w:t xml:space="preserve">Bangsa Babel menyembah suatu kuasa yang memberikan mereka kemakmuran. Dakwaan Allah terhadap bangsa Babel mengingatkan para pembaca untuk menyembah hanya kepada Allah saja (bdk. </w:t>
       </w:r>
-      <w:hyperlink r:id="rId52">
-        <w:r>
-          <w:rPr>
-            <w:lang w:val="id_ID" w:bidi="id_ID"/>
-          </w:rPr>
-          <w:rPr>
-            <w:color w:val="0000EE"/>
-            <w:u w:val="single"/>
-          </w:rPr>
-          <w:t>1Yoh. 5:21</w:t>
-        </w:r>
-      </w:hyperlink>
+      <w:r>
+        <w:rPr>
+          <w:lang w:val="id_ID" w:bidi="id_ID"/>
+        </w:rPr>
+        <w:t>1Yoh. 5:21</w:t>
+      </w:r>
       <w:r>
         <w:rPr>
           <w:lang w:val="id_ID" w:bidi="id_ID"/>
@@ -1303,162 +1039,108 @@
         </w:rPr>
         <w:t>Pesan Allah kepada Habakuk juga menekankan bahwa kehidupan suci orang beriman dalam iman dan kesetiaan harus mencerminkan standar etika Allah (</w:t>
       </w:r>
-      <w:hyperlink r:id="rId53">
-        <w:r>
-          <w:rPr>
-            <w:lang w:val="id_ID" w:bidi="id_ID"/>
-          </w:rPr>
-          <w:rPr>
-            <w:color w:val="0000EE"/>
-            <w:u w:val="single"/>
-          </w:rPr>
-          <w:t>Hab. 1:12</w:t>
-        </w:r>
-      </w:hyperlink>
+      <w:r>
+        <w:rPr>
+          <w:lang w:val="id_ID" w:bidi="id_ID"/>
+        </w:rPr>
+        <w:t>Hab. 1:12</w:t>
+      </w:r>
       <w:r>
         <w:rPr>
           <w:lang w:val="id_ID" w:bidi="id_ID"/>
         </w:rPr>
         <w:t xml:space="preserve">; </w:t>
       </w:r>
-      <w:hyperlink r:id="rId54">
-        <w:r>
-          <w:rPr>
-            <w:lang w:val="id_ID" w:bidi="id_ID"/>
-          </w:rPr>
-          <w:rPr>
-            <w:color w:val="0000EE"/>
-            <w:u w:val="single"/>
-          </w:rPr>
-          <w:t>2:4</w:t>
-        </w:r>
-      </w:hyperlink>
+      <w:r>
+        <w:rPr>
+          <w:lang w:val="id_ID" w:bidi="id_ID"/>
+        </w:rPr>
+        <w:t>2:4</w:t>
+      </w:r>
       <w:r>
         <w:rPr>
           <w:lang w:val="id_ID" w:bidi="id_ID"/>
         </w:rPr>
         <w:t>). Mereka yang percaya dan aktif melayani Allah akan dapat bersukacita dalam Tuhan (</w:t>
       </w:r>
-      <w:hyperlink r:id="rId55">
-        <w:r>
-          <w:rPr>
-            <w:lang w:val="id_ID" w:bidi="id_ID"/>
-          </w:rPr>
-          <w:rPr>
-            <w:color w:val="0000EE"/>
-            <w:u w:val="single"/>
-          </w:rPr>
-          <w:t>Hab. 3:18</w:t>
-        </w:r>
-      </w:hyperlink>
+      <w:r>
+        <w:rPr>
+          <w:lang w:val="id_ID" w:bidi="id_ID"/>
+        </w:rPr>
+        <w:t>Hab. 3:18</w:t>
+      </w:r>
       <w:r>
         <w:rPr>
           <w:lang w:val="id_ID" w:bidi="id_ID"/>
         </w:rPr>
         <w:t xml:space="preserve">; </w:t>
       </w:r>
-      <w:hyperlink r:id="rId56">
-        <w:r>
-          <w:rPr>
-            <w:lang w:val="id_ID" w:bidi="id_ID"/>
-          </w:rPr>
-          <w:rPr>
-            <w:color w:val="0000EE"/>
-            <w:u w:val="single"/>
-          </w:rPr>
-          <w:t>Flp. 4:4</w:t>
-        </w:r>
-      </w:hyperlink>
+      <w:r>
+        <w:rPr>
+          <w:lang w:val="id_ID" w:bidi="id_ID"/>
+        </w:rPr>
+        <w:t>Flp. 4:4</w:t>
+      </w:r>
       <w:r>
         <w:rPr>
           <w:lang w:val="id_ID" w:bidi="id_ID"/>
         </w:rPr>
         <w:t>) dan hidup dengan kemenangan dalam situasi apapun (</w:t>
       </w:r>
-      <w:hyperlink r:id="rId57">
-        <w:r>
-          <w:rPr>
-            <w:lang w:val="id_ID" w:bidi="id_ID"/>
-          </w:rPr>
-          <w:rPr>
-            <w:color w:val="0000EE"/>
-            <w:u w:val="single"/>
-          </w:rPr>
-          <w:t>Hab. 2:20</w:t>
-        </w:r>
-      </w:hyperlink>
+      <w:r>
+        <w:rPr>
+          <w:lang w:val="id_ID" w:bidi="id_ID"/>
+        </w:rPr>
+        <w:t>Hab. 2:20</w:t>
+      </w:r>
       <w:r>
         <w:rPr>
           <w:lang w:val="id_ID" w:bidi="id_ID"/>
         </w:rPr>
         <w:t xml:space="preserve">; </w:t>
       </w:r>
-      <w:hyperlink r:id="rId31">
-        <w:r>
-          <w:rPr>
-            <w:lang w:val="id_ID" w:bidi="id_ID"/>
-          </w:rPr>
-          <w:rPr>
-            <w:color w:val="0000EE"/>
-            <w:u w:val="single"/>
-          </w:rPr>
-          <w:t>3:16–19</w:t>
-        </w:r>
-      </w:hyperlink>
+      <w:r>
+        <w:rPr>
+          <w:lang w:val="id_ID" w:bidi="id_ID"/>
+        </w:rPr>
+        <w:t>3:16–19</w:t>
+      </w:r>
       <w:r>
         <w:rPr>
           <w:lang w:val="id_ID" w:bidi="id_ID"/>
         </w:rPr>
         <w:t xml:space="preserve">; lihat juga </w:t>
       </w:r>
-      <w:hyperlink r:id="rId58">
-        <w:r>
-          <w:rPr>
-            <w:lang w:val="id_ID" w:bidi="id_ID"/>
-          </w:rPr>
-          <w:rPr>
-            <w:color w:val="0000EE"/>
-            <w:u w:val="single"/>
-          </w:rPr>
-          <w:t>Rm. 1:16–17</w:t>
-        </w:r>
-      </w:hyperlink>
+      <w:r>
+        <w:rPr>
+          <w:lang w:val="id_ID" w:bidi="id_ID"/>
+        </w:rPr>
+        <w:t>Rm. 1:16–17</w:t>
+      </w:r>
       <w:r>
         <w:rPr>
           <w:lang w:val="id_ID" w:bidi="id_ID"/>
         </w:rPr>
         <w:t xml:space="preserve">; </w:t>
       </w:r>
-      <w:hyperlink r:id="rId59">
-        <w:r>
-          <w:rPr>
-            <w:lang w:val="id_ID" w:bidi="id_ID"/>
-          </w:rPr>
-          <w:rPr>
-            <w:color w:val="0000EE"/>
-            <w:u w:val="single"/>
-          </w:rPr>
-          <w:t>Gal. 3:11</w:t>
-        </w:r>
-      </w:hyperlink>
+      <w:r>
+        <w:rPr>
+          <w:lang w:val="id_ID" w:bidi="id_ID"/>
+        </w:rPr>
+        <w:t>Gal. 3:11</w:t>
+      </w:r>
       <w:r>
         <w:rPr>
           <w:lang w:val="id_ID" w:bidi="id_ID"/>
         </w:rPr>
         <w:t xml:space="preserve">; </w:t>
       </w:r>
-      <w:hyperlink r:id="rId60">
-        <w:r>
-          <w:rPr>
-            <w:lang w:val="id_ID" w:bidi="id_ID"/>
-          </w:rPr>
-          <w:rPr>
-            <w:color w:val="0000EE"/>
-            <w:u w:val="single"/>
-          </w:rPr>
-          <w:t>Ibr. 10:35–39</w:t>
-        </w:r>
-      </w:hyperlink>
+      <w:r>
+        <w:rPr>
+          <w:lang w:val="id_ID" w:bidi="id_ID"/>
+        </w:rPr>
+        <w:t>Ibr. 10:35–39</w:t>
+      </w:r>
       <w:r>
         <w:rPr>
           <w:lang w:val="id_ID" w:bidi="id_ID"/>
